--- a/b1.docx
+++ b/b1.docx
@@ -10,160 +10,15 @@
           <w:numId w:val="1"/>
         </w:numPr>
       </w:pPr>
-      <w:proofErr w:type="spellStart"/>
       <w:r>
         <w:rPr>
           <w:b/>
           <w:bCs/>
         </w:rPr>
-        <w:t>Mở</w:t>
-      </w:r>
-      <w:proofErr w:type="spellEnd"/>
-      <w:r>
-        <w:rPr>
-          <w:b/>
-          <w:bCs/>
-        </w:rPr>
-        <w:t xml:space="preserve"> File Explorer:</w:t>
-      </w:r>
-      <w:r>
-        <w:t> </w:t>
-      </w:r>
-      <w:proofErr w:type="spellStart"/>
-      <w:r>
-        <w:t>Nhấn</w:t>
-      </w:r>
-      <w:proofErr w:type="spellEnd"/>
-      <w:r>
-        <w:t xml:space="preserve"> </w:t>
-      </w:r>
-      <w:proofErr w:type="spellStart"/>
-      <w:r>
-        <w:t>tổ</w:t>
-      </w:r>
-      <w:proofErr w:type="spellEnd"/>
-      <w:r>
-        <w:t xml:space="preserve"> </w:t>
-      </w:r>
-      <w:proofErr w:type="spellStart"/>
-      <w:r>
-        <w:t>hợp</w:t>
-      </w:r>
-      <w:proofErr w:type="spellEnd"/>
-      <w:r>
-        <w:t xml:space="preserve"> </w:t>
-      </w:r>
-      <w:proofErr w:type="spellStart"/>
-      <w:r>
-        <w:t>phím</w:t>
-      </w:r>
-      <w:proofErr w:type="spellEnd"/>
-      <w:r>
-        <w:t xml:space="preserve"> Windows + E </w:t>
-      </w:r>
-      <w:proofErr w:type="spellStart"/>
-      <w:r>
-        <w:t>hoặc</w:t>
-      </w:r>
-      <w:proofErr w:type="spellEnd"/>
-      <w:r>
-        <w:t xml:space="preserve"> </w:t>
-      </w:r>
-      <w:proofErr w:type="spellStart"/>
-      <w:r>
-        <w:t>nhấp</w:t>
-      </w:r>
-      <w:proofErr w:type="spellEnd"/>
-      <w:r>
-        <w:t xml:space="preserve"> </w:t>
-      </w:r>
-      <w:proofErr w:type="spellStart"/>
-      <w:r>
-        <w:t>vào</w:t>
-      </w:r>
-      <w:proofErr w:type="spellEnd"/>
-      <w:r>
-        <w:t xml:space="preserve"> </w:t>
-      </w:r>
-      <w:proofErr w:type="spellStart"/>
-      <w:r>
-        <w:t>biểu</w:t>
-      </w:r>
-      <w:proofErr w:type="spellEnd"/>
-      <w:r>
-        <w:t xml:space="preserve"> </w:t>
-      </w:r>
-      <w:proofErr w:type="spellStart"/>
-      <w:r>
-        <w:t>tượng</w:t>
-      </w:r>
-      <w:proofErr w:type="spellEnd"/>
-      <w:r>
-        <w:t xml:space="preserve"> </w:t>
-      </w:r>
-      <w:proofErr w:type="spellStart"/>
-      <w:r>
-        <w:t>thư</w:t>
-      </w:r>
-      <w:proofErr w:type="spellEnd"/>
-      <w:r>
-        <w:t xml:space="preserve"> </w:t>
-      </w:r>
-      <w:proofErr w:type="spellStart"/>
-      <w:r>
-        <w:t>mục</w:t>
-      </w:r>
-      <w:proofErr w:type="spellEnd"/>
-      <w:r>
-        <w:t xml:space="preserve"> </w:t>
-      </w:r>
-      <w:proofErr w:type="spellStart"/>
-      <w:r>
-        <w:t>màu</w:t>
-      </w:r>
-      <w:proofErr w:type="spellEnd"/>
-      <w:r>
-        <w:t xml:space="preserve"> </w:t>
-      </w:r>
-      <w:proofErr w:type="spellStart"/>
-      <w:r>
-        <w:t>vàng</w:t>
-      </w:r>
-      <w:proofErr w:type="spellEnd"/>
-      <w:r>
-        <w:t xml:space="preserve"> </w:t>
-      </w:r>
-      <w:proofErr w:type="spellStart"/>
-      <w:r>
-        <w:t>trên</w:t>
-      </w:r>
-      <w:proofErr w:type="spellEnd"/>
-      <w:r>
-        <w:t xml:space="preserve"> </w:t>
-      </w:r>
-      <w:proofErr w:type="spellStart"/>
-      <w:r>
-        <w:t>thanh</w:t>
-      </w:r>
-      <w:proofErr w:type="spellEnd"/>
-      <w:r>
-        <w:t xml:space="preserve"> </w:t>
-      </w:r>
-      <w:proofErr w:type="spellStart"/>
-      <w:r>
-        <w:t>tác</w:t>
-      </w:r>
-      <w:proofErr w:type="spellEnd"/>
-      <w:r>
-        <w:t xml:space="preserve"> </w:t>
-      </w:r>
-      <w:proofErr w:type="spellStart"/>
-      <w:r>
-        <w:t>vụ</w:t>
-      </w:r>
-      <w:proofErr w:type="spellEnd"/>
-      <w:r>
-        <w:t>.</w:t>
+        <w:t>Mở File Explorer:</w:t>
+      </w:r>
+      <w:r>
+        <w:t> Nhấn tổ hợp phím Windows + E hoặc nhấp vào biểu tượng thư mục màu vàng trên thanh tác vụ.</w:t>
       </w:r>
     </w:p>
     <w:p>
@@ -228,304 +83,15 @@
           <w:numId w:val="1"/>
         </w:numPr>
       </w:pPr>
-      <w:proofErr w:type="spellStart"/>
       <w:r>
         <w:rPr>
           <w:b/>
           <w:bCs/>
         </w:rPr>
-        <w:t>Truy</w:t>
-      </w:r>
-      <w:proofErr w:type="spellEnd"/>
-      <w:r>
-        <w:rPr>
-          <w:b/>
-          <w:bCs/>
-        </w:rPr>
-        <w:t xml:space="preserve"> </w:t>
-      </w:r>
-      <w:proofErr w:type="spellStart"/>
-      <w:r>
-        <w:rPr>
-          <w:b/>
-          <w:bCs/>
-        </w:rPr>
-        <w:t>cập</w:t>
-      </w:r>
-      <w:proofErr w:type="spellEnd"/>
-      <w:r>
-        <w:rPr>
-          <w:b/>
-          <w:bCs/>
-        </w:rPr>
-        <w:t xml:space="preserve"> ổ </w:t>
-      </w:r>
-      <w:proofErr w:type="spellStart"/>
-      <w:r>
-        <w:rPr>
-          <w:b/>
-          <w:bCs/>
-        </w:rPr>
-        <w:t>đĩa</w:t>
-      </w:r>
-      <w:proofErr w:type="spellEnd"/>
-      <w:r>
-        <w:rPr>
-          <w:b/>
-          <w:bCs/>
-        </w:rPr>
-        <w:t>/</w:t>
-      </w:r>
-      <w:proofErr w:type="spellStart"/>
-      <w:r>
-        <w:rPr>
-          <w:b/>
-          <w:bCs/>
-        </w:rPr>
-        <w:t>thư</w:t>
-      </w:r>
-      <w:proofErr w:type="spellEnd"/>
-      <w:r>
-        <w:rPr>
-          <w:b/>
-          <w:bCs/>
-        </w:rPr>
-        <w:t xml:space="preserve"> </w:t>
-      </w:r>
-      <w:proofErr w:type="spellStart"/>
-      <w:r>
-        <w:rPr>
-          <w:b/>
-          <w:bCs/>
-        </w:rPr>
-        <w:t>mục</w:t>
-      </w:r>
-      <w:proofErr w:type="spellEnd"/>
-      <w:r>
-        <w:rPr>
-          <w:b/>
-          <w:bCs/>
-        </w:rPr>
-        <w:t>:</w:t>
-      </w:r>
-      <w:r>
-        <w:t xml:space="preserve"> Ở </w:t>
-      </w:r>
-      <w:proofErr w:type="spellStart"/>
-      <w:r>
-        <w:t>cột</w:t>
-      </w:r>
-      <w:proofErr w:type="spellEnd"/>
-      <w:r>
-        <w:t xml:space="preserve"> </w:t>
-      </w:r>
-      <w:proofErr w:type="spellStart"/>
-      <w:r>
-        <w:t>bên</w:t>
-      </w:r>
-      <w:proofErr w:type="spellEnd"/>
-      <w:r>
-        <w:t xml:space="preserve"> </w:t>
-      </w:r>
-      <w:proofErr w:type="spellStart"/>
-      <w:r>
-        <w:t>trái</w:t>
-      </w:r>
-      <w:proofErr w:type="spellEnd"/>
-      <w:r>
-        <w:t xml:space="preserve">, </w:t>
-      </w:r>
-      <w:proofErr w:type="spellStart"/>
-      <w:r>
-        <w:t>nhấp</w:t>
-      </w:r>
-      <w:proofErr w:type="spellEnd"/>
-      <w:r>
-        <w:t xml:space="preserve"> </w:t>
-      </w:r>
-      <w:proofErr w:type="spellStart"/>
-      <w:r>
-        <w:t>vào</w:t>
-      </w:r>
-      <w:proofErr w:type="spellEnd"/>
-      <w:r>
-        <w:t xml:space="preserve"> This PC, </w:t>
-      </w:r>
-      <w:proofErr w:type="spellStart"/>
-      <w:r>
-        <w:t>sau</w:t>
-      </w:r>
-      <w:proofErr w:type="spellEnd"/>
-      <w:r>
-        <w:t xml:space="preserve"> </w:t>
-      </w:r>
-      <w:proofErr w:type="spellStart"/>
-      <w:r>
-        <w:t>đó</w:t>
-      </w:r>
-      <w:proofErr w:type="spellEnd"/>
-      <w:r>
-        <w:t xml:space="preserve"> </w:t>
-      </w:r>
-      <w:proofErr w:type="spellStart"/>
-      <w:r>
-        <w:t>nhấp</w:t>
-      </w:r>
-      <w:proofErr w:type="spellEnd"/>
-      <w:r>
-        <w:t xml:space="preserve"> </w:t>
-      </w:r>
-      <w:proofErr w:type="spellStart"/>
-      <w:r>
-        <w:t>đúp</w:t>
-      </w:r>
-      <w:proofErr w:type="spellEnd"/>
-      <w:r>
-        <w:t xml:space="preserve"> </w:t>
-      </w:r>
-      <w:proofErr w:type="spellStart"/>
-      <w:r>
-        <w:t>vào</w:t>
-      </w:r>
-      <w:proofErr w:type="spellEnd"/>
-      <w:r>
-        <w:t xml:space="preserve"> </w:t>
-      </w:r>
-      <w:proofErr w:type="spellStart"/>
-      <w:r>
-        <w:t>một</w:t>
-      </w:r>
-      <w:proofErr w:type="spellEnd"/>
-      <w:r>
-        <w:t xml:space="preserve"> ổ </w:t>
-      </w:r>
-      <w:proofErr w:type="spellStart"/>
-      <w:r>
-        <w:t>đĩa</w:t>
-      </w:r>
-      <w:proofErr w:type="spellEnd"/>
-      <w:r>
-        <w:t xml:space="preserve"> </w:t>
-      </w:r>
-      <w:proofErr w:type="spellStart"/>
-      <w:r>
-        <w:t>không</w:t>
-      </w:r>
-      <w:proofErr w:type="spellEnd"/>
-      <w:r>
-        <w:t xml:space="preserve"> </w:t>
-      </w:r>
-      <w:proofErr w:type="spellStart"/>
-      <w:r>
-        <w:t>phải</w:t>
-      </w:r>
-      <w:proofErr w:type="spellEnd"/>
-      <w:r>
-        <w:t xml:space="preserve"> ổ </w:t>
-      </w:r>
-      <w:proofErr w:type="spellStart"/>
-      <w:r>
-        <w:t>hệ</w:t>
-      </w:r>
-      <w:proofErr w:type="spellEnd"/>
-      <w:r>
-        <w:t xml:space="preserve"> </w:t>
-      </w:r>
-      <w:proofErr w:type="spellStart"/>
-      <w:r>
-        <w:t>thống</w:t>
-      </w:r>
-      <w:proofErr w:type="spellEnd"/>
-      <w:r>
-        <w:t xml:space="preserve"> (</w:t>
-      </w:r>
-      <w:proofErr w:type="spellStart"/>
-      <w:r>
-        <w:t>ví</w:t>
-      </w:r>
-      <w:proofErr w:type="spellEnd"/>
-      <w:r>
-        <w:t xml:space="preserve"> </w:t>
-      </w:r>
-      <w:proofErr w:type="spellStart"/>
-      <w:r>
-        <w:t>dụ</w:t>
-      </w:r>
-      <w:proofErr w:type="spellEnd"/>
-      <w:r>
-        <w:t xml:space="preserve">: ổ D: </w:t>
-      </w:r>
-      <w:proofErr w:type="spellStart"/>
-      <w:r>
-        <w:t>hoặc</w:t>
-      </w:r>
-      <w:proofErr w:type="spellEnd"/>
-      <w:r>
-        <w:t xml:space="preserve"> E:). </w:t>
-      </w:r>
-      <w:proofErr w:type="spellStart"/>
-      <w:r>
-        <w:t>Nếu</w:t>
-      </w:r>
-      <w:proofErr w:type="spellEnd"/>
-      <w:r>
-        <w:t xml:space="preserve"> </w:t>
-      </w:r>
-      <w:proofErr w:type="spellStart"/>
-      <w:r>
-        <w:t>chỉ</w:t>
-      </w:r>
-      <w:proofErr w:type="spellEnd"/>
-      <w:r>
-        <w:t xml:space="preserve"> </w:t>
-      </w:r>
-      <w:proofErr w:type="spellStart"/>
-      <w:r>
-        <w:t>có</w:t>
-      </w:r>
-      <w:proofErr w:type="spellEnd"/>
-      <w:r>
-        <w:t xml:space="preserve"> ổ </w:t>
-      </w:r>
-      <w:proofErr w:type="gramStart"/>
-      <w:r>
-        <w:t>C:,</w:t>
-      </w:r>
-      <w:proofErr w:type="gramEnd"/>
-      <w:r>
-        <w:t xml:space="preserve"> </w:t>
-      </w:r>
-      <w:proofErr w:type="spellStart"/>
-      <w:r>
-        <w:t>hãy</w:t>
-      </w:r>
-      <w:proofErr w:type="spellEnd"/>
-      <w:r>
-        <w:t xml:space="preserve"> </w:t>
-      </w:r>
-      <w:proofErr w:type="spellStart"/>
-      <w:r>
-        <w:t>vào</w:t>
-      </w:r>
-      <w:proofErr w:type="spellEnd"/>
-      <w:r>
-        <w:t xml:space="preserve"> </w:t>
-      </w:r>
-      <w:proofErr w:type="spellStart"/>
-      <w:r>
-        <w:t>thư</w:t>
-      </w:r>
-      <w:proofErr w:type="spellEnd"/>
-      <w:r>
-        <w:t xml:space="preserve"> </w:t>
-      </w:r>
-      <w:proofErr w:type="spellStart"/>
-      <w:r>
-        <w:t>mục</w:t>
-      </w:r>
-      <w:proofErr w:type="spellEnd"/>
-      <w:r>
-        <w:t xml:space="preserve"> Documents.</w:t>
+        <w:t>Truy cập ổ đĩa/thư mục:</w:t>
+      </w:r>
+      <w:r>
+        <w:t> Ở cột bên trái, nhấp vào This PC, sau đó nhấp đúp vào một ổ đĩa không phải ổ hệ thống (ví dụ: ổ D: hoặc E:). Nếu chỉ có ổ C:, hãy vào thư mục Documents.</w:t>
       </w:r>
     </w:p>
     <w:p>
@@ -596,216 +162,15 @@
           <w:numId w:val="1"/>
         </w:numPr>
       </w:pPr>
-      <w:proofErr w:type="spellStart"/>
       <w:r>
         <w:rPr>
           <w:b/>
           <w:bCs/>
         </w:rPr>
-        <w:t>Tạo</w:t>
-      </w:r>
-      <w:proofErr w:type="spellEnd"/>
-      <w:r>
-        <w:rPr>
-          <w:b/>
-          <w:bCs/>
-        </w:rPr>
-        <w:t xml:space="preserve"> </w:t>
-      </w:r>
-      <w:proofErr w:type="spellStart"/>
-      <w:r>
-        <w:rPr>
-          <w:b/>
-          <w:bCs/>
-        </w:rPr>
-        <w:t>thư</w:t>
-      </w:r>
-      <w:proofErr w:type="spellEnd"/>
-      <w:r>
-        <w:rPr>
-          <w:b/>
-          <w:bCs/>
-        </w:rPr>
-        <w:t xml:space="preserve"> </w:t>
-      </w:r>
-      <w:proofErr w:type="spellStart"/>
-      <w:r>
-        <w:rPr>
-          <w:b/>
-          <w:bCs/>
-        </w:rPr>
-        <w:t>mục</w:t>
-      </w:r>
-      <w:proofErr w:type="spellEnd"/>
-      <w:r>
-        <w:rPr>
-          <w:b/>
-          <w:bCs/>
-        </w:rPr>
-        <w:t xml:space="preserve"> </w:t>
-      </w:r>
-      <w:proofErr w:type="spellStart"/>
-      <w:r>
-        <w:rPr>
-          <w:b/>
-          <w:bCs/>
-        </w:rPr>
-        <w:t>mới</w:t>
-      </w:r>
-      <w:proofErr w:type="spellEnd"/>
-      <w:r>
-        <w:rPr>
-          <w:b/>
-          <w:bCs/>
-        </w:rPr>
-        <w:t>:</w:t>
-      </w:r>
-      <w:r>
-        <w:t> </w:t>
-      </w:r>
-      <w:proofErr w:type="spellStart"/>
-      <w:r>
-        <w:t>Nhấp</w:t>
-      </w:r>
-      <w:proofErr w:type="spellEnd"/>
-      <w:r>
-        <w:t xml:space="preserve"> </w:t>
-      </w:r>
-      <w:proofErr w:type="spellStart"/>
-      <w:r>
-        <w:t>chuột</w:t>
-      </w:r>
-      <w:proofErr w:type="spellEnd"/>
-      <w:r>
-        <w:t xml:space="preserve"> </w:t>
-      </w:r>
-      <w:proofErr w:type="spellStart"/>
-      <w:r>
-        <w:t>phải</w:t>
-      </w:r>
-      <w:proofErr w:type="spellEnd"/>
-      <w:r>
-        <w:t xml:space="preserve"> </w:t>
-      </w:r>
-      <w:proofErr w:type="spellStart"/>
-      <w:r>
-        <w:t>vào</w:t>
-      </w:r>
-      <w:proofErr w:type="spellEnd"/>
-      <w:r>
-        <w:t xml:space="preserve"> </w:t>
-      </w:r>
-      <w:proofErr w:type="spellStart"/>
-      <w:r>
-        <w:t>một</w:t>
-      </w:r>
-      <w:proofErr w:type="spellEnd"/>
-      <w:r>
-        <w:t xml:space="preserve"> </w:t>
-      </w:r>
-      <w:proofErr w:type="spellStart"/>
-      <w:r>
-        <w:t>khoảng</w:t>
-      </w:r>
-      <w:proofErr w:type="spellEnd"/>
-      <w:r>
-        <w:t xml:space="preserve"> </w:t>
-      </w:r>
-      <w:proofErr w:type="spellStart"/>
-      <w:r>
-        <w:t>trống</w:t>
-      </w:r>
-      <w:proofErr w:type="spellEnd"/>
-      <w:r>
-        <w:t xml:space="preserve"> -&gt; </w:t>
-      </w:r>
-      <w:proofErr w:type="spellStart"/>
-      <w:r>
-        <w:t>chọn</w:t>
-      </w:r>
-      <w:proofErr w:type="spellEnd"/>
-      <w:r>
-        <w:t xml:space="preserve"> New -&gt; Folder. </w:t>
-      </w:r>
-      <w:proofErr w:type="spellStart"/>
-      <w:r>
-        <w:t>Đặt</w:t>
-      </w:r>
-      <w:proofErr w:type="spellEnd"/>
-      <w:r>
-        <w:t xml:space="preserve"> </w:t>
-      </w:r>
-      <w:proofErr w:type="spellStart"/>
-      <w:r>
-        <w:t>tên</w:t>
-      </w:r>
-      <w:proofErr w:type="spellEnd"/>
-      <w:r>
-        <w:t xml:space="preserve"> </w:t>
-      </w:r>
-      <w:proofErr w:type="spellStart"/>
-      <w:r>
-        <w:t>thư</w:t>
-      </w:r>
-      <w:proofErr w:type="spellEnd"/>
-      <w:r>
-        <w:t xml:space="preserve"> </w:t>
-      </w:r>
-      <w:proofErr w:type="spellStart"/>
-      <w:r>
-        <w:t>mục</w:t>
-      </w:r>
-      <w:proofErr w:type="spellEnd"/>
-      <w:r>
-        <w:t xml:space="preserve"> </w:t>
-      </w:r>
-      <w:proofErr w:type="spellStart"/>
-      <w:r>
-        <w:t>là</w:t>
-      </w:r>
-      <w:proofErr w:type="spellEnd"/>
-      <w:r>
-        <w:t xml:space="preserve"> </w:t>
-      </w:r>
-      <w:proofErr w:type="spellStart"/>
-      <w:r>
-        <w:t>ThucHanh_hotensinhvien</w:t>
-      </w:r>
-      <w:proofErr w:type="spellEnd"/>
-      <w:r>
-        <w:t> (</w:t>
-      </w:r>
-      <w:proofErr w:type="spellStart"/>
-      <w:r>
-        <w:t>ví</w:t>
-      </w:r>
-      <w:proofErr w:type="spellEnd"/>
-      <w:r>
-        <w:t xml:space="preserve"> </w:t>
-      </w:r>
-      <w:proofErr w:type="spellStart"/>
-      <w:r>
-        <w:t>dụ</w:t>
-      </w:r>
-      <w:proofErr w:type="spellEnd"/>
-      <w:r>
-        <w:t xml:space="preserve">: </w:t>
-      </w:r>
-      <w:proofErr w:type="spellStart"/>
-      <w:r>
-        <w:t>ThucHanh_NguyenVanA</w:t>
-      </w:r>
-      <w:proofErr w:type="spellEnd"/>
-      <w:r>
-        <w:t xml:space="preserve">). </w:t>
-      </w:r>
-      <w:proofErr w:type="spellStart"/>
-      <w:r>
-        <w:t>Nhấn</w:t>
-      </w:r>
-      <w:proofErr w:type="spellEnd"/>
-      <w:r>
-        <w:t xml:space="preserve"> Enter.</w:t>
+        <w:t>Tạo thư mục mới:</w:t>
+      </w:r>
+      <w:r>
+        <w:t> Nhấp chuột phải vào một khoảng trống -&gt; chọn New -&gt; Folder. Đặt tên thư mục là ThucHanh_hotensinhvien (ví dụ: ThucHanh_NguyenVanA). Nhấn Enter.</w:t>
       </w:r>
     </w:p>
     <w:p>
@@ -880,142 +245,18 @@
           <w:numId w:val="1"/>
         </w:numPr>
       </w:pPr>
-      <w:proofErr w:type="spellStart"/>
       <w:r>
         <w:rPr>
           <w:b/>
           <w:bCs/>
         </w:rPr>
-        <w:t>Vào</w:t>
-      </w:r>
-      <w:proofErr w:type="spellEnd"/>
-      <w:r>
-        <w:rPr>
-          <w:b/>
-          <w:bCs/>
-        </w:rPr>
-        <w:t xml:space="preserve"> </w:t>
-      </w:r>
-      <w:proofErr w:type="spellStart"/>
-      <w:r>
-        <w:rPr>
-          <w:b/>
-          <w:bCs/>
-        </w:rPr>
-        <w:t>thư</w:t>
-      </w:r>
-      <w:proofErr w:type="spellEnd"/>
-      <w:r>
-        <w:rPr>
-          <w:b/>
-          <w:bCs/>
-        </w:rPr>
-        <w:t xml:space="preserve"> </w:t>
-      </w:r>
-      <w:proofErr w:type="spellStart"/>
-      <w:r>
-        <w:rPr>
-          <w:b/>
-          <w:bCs/>
-        </w:rPr>
-        <w:t>mục</w:t>
-      </w:r>
-      <w:proofErr w:type="spellEnd"/>
-      <w:r>
-        <w:rPr>
-          <w:b/>
-          <w:bCs/>
-        </w:rPr>
-        <w:t xml:space="preserve"> </w:t>
-      </w:r>
-      <w:proofErr w:type="spellStart"/>
-      <w:r>
-        <w:rPr>
-          <w:b/>
-          <w:bCs/>
-        </w:rPr>
-        <w:t>vừa</w:t>
-      </w:r>
-      <w:proofErr w:type="spellEnd"/>
-      <w:r>
-        <w:rPr>
-          <w:b/>
-          <w:bCs/>
-        </w:rPr>
-        <w:t xml:space="preserve"> </w:t>
-      </w:r>
-      <w:proofErr w:type="spellStart"/>
-      <w:r>
-        <w:rPr>
-          <w:b/>
-          <w:bCs/>
-        </w:rPr>
-        <w:t>tạo</w:t>
-      </w:r>
-      <w:proofErr w:type="spellEnd"/>
-      <w:r>
-        <w:rPr>
-          <w:b/>
-          <w:bCs/>
-        </w:rPr>
-        <w:t>:</w:t>
-      </w:r>
-      <w:r>
-        <w:t> </w:t>
-      </w:r>
-      <w:proofErr w:type="spellStart"/>
-      <w:r>
-        <w:t>Nhấp</w:t>
-      </w:r>
-      <w:proofErr w:type="spellEnd"/>
-      <w:r>
-        <w:t xml:space="preserve"> </w:t>
-      </w:r>
-      <w:proofErr w:type="spellStart"/>
-      <w:r>
-        <w:t>đúp</w:t>
-      </w:r>
-      <w:proofErr w:type="spellEnd"/>
-      <w:r>
-        <w:t xml:space="preserve"> </w:t>
-      </w:r>
-      <w:proofErr w:type="spellStart"/>
-      <w:r>
-        <w:t>vào</w:t>
-      </w:r>
-      <w:proofErr w:type="spellEnd"/>
-      <w:r>
-        <w:t xml:space="preserve"> </w:t>
-      </w:r>
-      <w:proofErr w:type="spellStart"/>
-      <w:r>
-        <w:t>thư</w:t>
-      </w:r>
-      <w:proofErr w:type="spellEnd"/>
-      <w:r>
-        <w:t xml:space="preserve"> </w:t>
-      </w:r>
-      <w:proofErr w:type="spellStart"/>
-      <w:r>
-        <w:t>mục</w:t>
-      </w:r>
-      <w:proofErr w:type="spellEnd"/>
-      <w:r>
-        <w:t xml:space="preserve"> </w:t>
-      </w:r>
-      <w:proofErr w:type="spellStart"/>
-      <w:r>
-        <w:t>ThucHanh</w:t>
-      </w:r>
-      <w:proofErr w:type="spellEnd"/>
-      <w:r>
-        <w:t>_</w:t>
-      </w:r>
-      <w:r>
-        <w:rPr>
-          <w:lang w:val="vi-VN"/>
-        </w:rPr>
-        <w:t>DuongDucAnhTuan</w:t>
+        <w:t>Vào thư mục vừa tạo:</w:t>
+      </w:r>
+      <w:r>
+        <w:t> Nhấp đúp vào thư mục ThucHanh_</w:t>
+      </w:r>
+      <w:r>
+        <w:t>BuiVuGiaHuy</w:t>
       </w:r>
     </w:p>
     <w:p>
@@ -1091,152 +332,15 @@
           <w:numId w:val="1"/>
         </w:numPr>
       </w:pPr>
-      <w:proofErr w:type="spellStart"/>
       <w:r>
         <w:rPr>
           <w:b/>
           <w:bCs/>
         </w:rPr>
-        <w:t>Tạo</w:t>
-      </w:r>
-      <w:proofErr w:type="spellEnd"/>
-      <w:r>
-        <w:rPr>
-          <w:b/>
-          <w:bCs/>
-        </w:rPr>
-        <w:t xml:space="preserve"> </w:t>
-      </w:r>
-      <w:proofErr w:type="spellStart"/>
-      <w:r>
-        <w:rPr>
-          <w:b/>
-          <w:bCs/>
-        </w:rPr>
-        <w:t>tệp</w:t>
-      </w:r>
-      <w:proofErr w:type="spellEnd"/>
-      <w:r>
-        <w:rPr>
-          <w:b/>
-          <w:bCs/>
-        </w:rPr>
-        <w:t xml:space="preserve"> tin </w:t>
-      </w:r>
-      <w:proofErr w:type="spellStart"/>
-      <w:r>
-        <w:rPr>
-          <w:b/>
-          <w:bCs/>
-        </w:rPr>
-        <w:t>văn</w:t>
-      </w:r>
-      <w:proofErr w:type="spellEnd"/>
-      <w:r>
-        <w:rPr>
-          <w:b/>
-          <w:bCs/>
-        </w:rPr>
-        <w:t xml:space="preserve"> </w:t>
-      </w:r>
-      <w:proofErr w:type="spellStart"/>
-      <w:r>
-        <w:rPr>
-          <w:b/>
-          <w:bCs/>
-        </w:rPr>
-        <w:t>bản</w:t>
-      </w:r>
-      <w:proofErr w:type="spellEnd"/>
-      <w:r>
-        <w:rPr>
-          <w:b/>
-          <w:bCs/>
-        </w:rPr>
-        <w:t>:</w:t>
-      </w:r>
-      <w:r>
-        <w:t> </w:t>
-      </w:r>
-      <w:proofErr w:type="spellStart"/>
-      <w:r>
-        <w:t>Nhấp</w:t>
-      </w:r>
-      <w:proofErr w:type="spellEnd"/>
-      <w:r>
-        <w:t xml:space="preserve"> </w:t>
-      </w:r>
-      <w:proofErr w:type="spellStart"/>
-      <w:r>
-        <w:t>chuột</w:t>
-      </w:r>
-      <w:proofErr w:type="spellEnd"/>
-      <w:r>
-        <w:t xml:space="preserve"> </w:t>
-      </w:r>
-      <w:proofErr w:type="spellStart"/>
-      <w:r>
-        <w:t>phải</w:t>
-      </w:r>
-      <w:proofErr w:type="spellEnd"/>
-      <w:r>
-        <w:t xml:space="preserve"> </w:t>
-      </w:r>
-      <w:proofErr w:type="spellStart"/>
-      <w:r>
-        <w:t>vào</w:t>
-      </w:r>
-      <w:proofErr w:type="spellEnd"/>
-      <w:r>
-        <w:t xml:space="preserve"> </w:t>
-      </w:r>
-      <w:proofErr w:type="spellStart"/>
-      <w:r>
-        <w:t>khoảng</w:t>
-      </w:r>
-      <w:proofErr w:type="spellEnd"/>
-      <w:r>
-        <w:t xml:space="preserve"> </w:t>
-      </w:r>
-      <w:proofErr w:type="spellStart"/>
-      <w:r>
-        <w:t>trống</w:t>
-      </w:r>
-      <w:proofErr w:type="spellEnd"/>
-      <w:r>
-        <w:t xml:space="preserve"> -&gt; New -&gt; Text Document. </w:t>
-      </w:r>
-      <w:proofErr w:type="spellStart"/>
-      <w:r>
-        <w:t>Đặt</w:t>
-      </w:r>
-      <w:proofErr w:type="spellEnd"/>
-      <w:r>
-        <w:t xml:space="preserve"> </w:t>
-      </w:r>
-      <w:proofErr w:type="spellStart"/>
-      <w:r>
-        <w:t>tên</w:t>
-      </w:r>
-      <w:proofErr w:type="spellEnd"/>
-      <w:r>
-        <w:t xml:space="preserve"> </w:t>
-      </w:r>
-      <w:proofErr w:type="spellStart"/>
-      <w:r>
-        <w:t>là</w:t>
-      </w:r>
-      <w:proofErr w:type="spellEnd"/>
-      <w:r>
-        <w:t xml:space="preserve"> GhiChu.txt. </w:t>
-      </w:r>
-      <w:proofErr w:type="spellStart"/>
-      <w:r>
-        <w:t>Nhấn</w:t>
-      </w:r>
-      <w:proofErr w:type="spellEnd"/>
-      <w:r>
-        <w:t xml:space="preserve"> Enter.</w:t>
+        <w:t>Tạo tệp tin văn bản:</w:t>
+      </w:r>
+      <w:r>
+        <w:t> Nhấp chuột phải vào khoảng trống -&gt; New -&gt; Text Document. Đặt tên là GhiChu.txt. Nhấn Enter.</w:t>
       </w:r>
     </w:p>
     <w:p>
@@ -1289,136 +393,15 @@
       <w:r>
         <w:t>6.     </w:t>
       </w:r>
-      <w:proofErr w:type="spellStart"/>
       <w:r>
         <w:rPr>
           <w:b/>
           <w:bCs/>
         </w:rPr>
-        <w:t>Đổi</w:t>
-      </w:r>
-      <w:proofErr w:type="spellEnd"/>
-      <w:r>
-        <w:rPr>
-          <w:b/>
-          <w:bCs/>
-        </w:rPr>
-        <w:t xml:space="preserve"> </w:t>
-      </w:r>
-      <w:proofErr w:type="spellStart"/>
-      <w:r>
-        <w:rPr>
-          <w:b/>
-          <w:bCs/>
-        </w:rPr>
-        <w:t>tên</w:t>
-      </w:r>
-      <w:proofErr w:type="spellEnd"/>
-      <w:r>
-        <w:rPr>
-          <w:b/>
-          <w:bCs/>
-        </w:rPr>
-        <w:t xml:space="preserve"> </w:t>
-      </w:r>
-      <w:proofErr w:type="spellStart"/>
-      <w:r>
-        <w:rPr>
-          <w:b/>
-          <w:bCs/>
-        </w:rPr>
-        <w:t>tệp</w:t>
-      </w:r>
-      <w:proofErr w:type="spellEnd"/>
-      <w:r>
-        <w:rPr>
-          <w:b/>
-          <w:bCs/>
-        </w:rPr>
-        <w:t xml:space="preserve"> tin:</w:t>
-      </w:r>
-      <w:r>
-        <w:t> </w:t>
-      </w:r>
-      <w:proofErr w:type="spellStart"/>
-      <w:r>
-        <w:t>Nhấp</w:t>
-      </w:r>
-      <w:proofErr w:type="spellEnd"/>
-      <w:r>
-        <w:t xml:space="preserve"> </w:t>
-      </w:r>
-      <w:proofErr w:type="spellStart"/>
-      <w:r>
-        <w:t>chuột</w:t>
-      </w:r>
-      <w:proofErr w:type="spellEnd"/>
-      <w:r>
-        <w:t xml:space="preserve"> </w:t>
-      </w:r>
-      <w:proofErr w:type="spellStart"/>
-      <w:r>
-        <w:t>phải</w:t>
-      </w:r>
-      <w:proofErr w:type="spellEnd"/>
-      <w:r>
-        <w:t xml:space="preserve"> </w:t>
-      </w:r>
-      <w:proofErr w:type="spellStart"/>
-      <w:r>
-        <w:t>vào</w:t>
-      </w:r>
-      <w:proofErr w:type="spellEnd"/>
-      <w:r>
-        <w:t xml:space="preserve"> </w:t>
-      </w:r>
-      <w:proofErr w:type="spellStart"/>
-      <w:r>
-        <w:t>tệp</w:t>
-      </w:r>
-      <w:proofErr w:type="spellEnd"/>
-      <w:r>
-        <w:t xml:space="preserve"> GhiChu.txt -&gt; </w:t>
-      </w:r>
-      <w:proofErr w:type="spellStart"/>
-      <w:r>
-        <w:t>chọn</w:t>
-      </w:r>
-      <w:proofErr w:type="spellEnd"/>
-      <w:r>
-        <w:t xml:space="preserve"> Rename. </w:t>
-      </w:r>
-      <w:proofErr w:type="spellStart"/>
-      <w:r>
-        <w:t>Đổi</w:t>
-      </w:r>
-      <w:proofErr w:type="spellEnd"/>
-      <w:r>
-        <w:t xml:space="preserve"> </w:t>
-      </w:r>
-      <w:proofErr w:type="spellStart"/>
-      <w:r>
-        <w:t>tên</w:t>
-      </w:r>
-      <w:proofErr w:type="spellEnd"/>
-      <w:r>
-        <w:t xml:space="preserve"> </w:t>
-      </w:r>
-      <w:proofErr w:type="spellStart"/>
-      <w:r>
-        <w:t>thành</w:t>
-      </w:r>
-      <w:proofErr w:type="spellEnd"/>
-      <w:r>
-        <w:t xml:space="preserve"> GhiChuQuanTrong.txt. </w:t>
-      </w:r>
-      <w:proofErr w:type="spellStart"/>
-      <w:r>
-        <w:t>Nhấn</w:t>
-      </w:r>
-      <w:proofErr w:type="spellEnd"/>
-      <w:r>
-        <w:t xml:space="preserve"> Enter.</w:t>
+        <w:t>Đổi tên tệp tin:</w:t>
+      </w:r>
+      <w:r>
+        <w:t> Nhấp chuột phải vào tệp GhiChu.txt -&gt; chọn Rename. Đổi tên thành GhiChuQuanTrong.txt. Nhấn Enter.</w:t>
       </w:r>
     </w:p>
     <w:p>
@@ -1476,129 +459,21 @@
           <w:numId w:val="1"/>
         </w:numPr>
       </w:pPr>
-      <w:proofErr w:type="spellStart"/>
       <w:r>
         <w:rPr>
           <w:b/>
           <w:bCs/>
         </w:rPr>
-        <w:t>Tạo</w:t>
-      </w:r>
-      <w:proofErr w:type="spellEnd"/>
-      <w:r>
-        <w:rPr>
-          <w:b/>
-          <w:bCs/>
-        </w:rPr>
-        <w:t xml:space="preserve"> </w:t>
-      </w:r>
-      <w:proofErr w:type="spellStart"/>
-      <w:r>
-        <w:rPr>
-          <w:b/>
-          <w:bCs/>
-        </w:rPr>
-        <w:t>thư</w:t>
-      </w:r>
-      <w:proofErr w:type="spellEnd"/>
-      <w:r>
-        <w:rPr>
-          <w:b/>
-          <w:bCs/>
-        </w:rPr>
-        <w:t xml:space="preserve"> </w:t>
-      </w:r>
-      <w:proofErr w:type="spellStart"/>
-      <w:r>
-        <w:rPr>
-          <w:b/>
-          <w:bCs/>
-        </w:rPr>
-        <w:t>mục</w:t>
-      </w:r>
-      <w:proofErr w:type="spellEnd"/>
-      <w:r>
-        <w:rPr>
-          <w:b/>
-          <w:bCs/>
-        </w:rPr>
-        <w:t xml:space="preserve"> con:</w:t>
-      </w:r>
-      <w:r>
-        <w:t xml:space="preserve"> Trong </w:t>
-      </w:r>
-      <w:proofErr w:type="spellStart"/>
-      <w:r>
-        <w:t>thư</w:t>
-      </w:r>
-      <w:proofErr w:type="spellEnd"/>
-      <w:r>
-        <w:t xml:space="preserve"> </w:t>
-      </w:r>
-      <w:proofErr w:type="spellStart"/>
-      <w:r>
-        <w:t>mục</w:t>
-      </w:r>
-      <w:proofErr w:type="spellEnd"/>
-      <w:r>
-        <w:t xml:space="preserve"> </w:t>
-      </w:r>
-      <w:proofErr w:type="spellStart"/>
-      <w:r>
-        <w:t>ThucHanh</w:t>
-      </w:r>
-      <w:proofErr w:type="spellEnd"/>
-      <w:r>
-        <w:t>_</w:t>
-      </w:r>
-      <w:r>
-        <w:rPr>
-          <w:lang w:val="vi-VN"/>
-        </w:rPr>
-        <w:t>DuongDucAnhTuan</w:t>
-      </w:r>
-      <w:r>
-        <w:t xml:space="preserve">, </w:t>
-      </w:r>
-      <w:proofErr w:type="spellStart"/>
-      <w:r>
-        <w:t>nhấp</w:t>
-      </w:r>
-      <w:proofErr w:type="spellEnd"/>
-      <w:r>
-        <w:t xml:space="preserve"> </w:t>
-      </w:r>
-      <w:proofErr w:type="spellStart"/>
-      <w:r>
-        <w:t>chuột</w:t>
-      </w:r>
-      <w:proofErr w:type="spellEnd"/>
-      <w:r>
-        <w:t xml:space="preserve"> </w:t>
-      </w:r>
-      <w:proofErr w:type="spellStart"/>
-      <w:r>
-        <w:t>phải</w:t>
-      </w:r>
-      <w:proofErr w:type="spellEnd"/>
-      <w:r>
-        <w:t xml:space="preserve"> -&gt; New -&gt; Folder. </w:t>
-      </w:r>
-      <w:proofErr w:type="spellStart"/>
-      <w:r>
-        <w:t>Đặt</w:t>
-      </w:r>
-      <w:proofErr w:type="spellEnd"/>
-      <w:r>
-        <w:t xml:space="preserve"> tên là </w:t>
-      </w:r>
-      <w:proofErr w:type="spellStart"/>
-      <w:r>
-        <w:t>TaiLieu</w:t>
-      </w:r>
-      <w:proofErr w:type="spellEnd"/>
-      <w:r>
-        <w:t>.</w:t>
+        <w:t>Tạo thư mục con:</w:t>
+      </w:r>
+      <w:r>
+        <w:t xml:space="preserve"> Trong thư mục </w:t>
+      </w:r>
+      <w:r>
+        <w:t>ThucHanh_BuiVuGiaHuy</w:t>
+      </w:r>
+      <w:r>
+        <w:t>, nhấp chuột phải -&gt; New -&gt; Folder. Đặt tên là TaiLieu.</w:t>
       </w:r>
     </w:p>
     <w:p>
@@ -1662,39 +537,7 @@
           <w:b/>
           <w:bCs/>
         </w:rPr>
-        <w:t xml:space="preserve">Sao </w:t>
-      </w:r>
-      <w:proofErr w:type="spellStart"/>
-      <w:r>
-        <w:rPr>
-          <w:b/>
-          <w:bCs/>
-        </w:rPr>
-        <w:t>chép</w:t>
-      </w:r>
-      <w:proofErr w:type="spellEnd"/>
-      <w:r>
-        <w:rPr>
-          <w:b/>
-          <w:bCs/>
-        </w:rPr>
-        <w:t xml:space="preserve"> </w:t>
-      </w:r>
-      <w:proofErr w:type="spellStart"/>
-      <w:r>
-        <w:rPr>
-          <w:b/>
-          <w:bCs/>
-        </w:rPr>
-        <w:t>tệp</w:t>
-      </w:r>
-      <w:proofErr w:type="spellEnd"/>
-      <w:r>
-        <w:rPr>
-          <w:b/>
-          <w:bCs/>
-        </w:rPr>
-        <w:t xml:space="preserve"> tin (Copy &amp; Paste):</w:t>
+        <w:t>Sao chép tệp tin (Copy &amp; Paste):</w:t>
       </w:r>
     </w:p>
     <w:p>
@@ -1705,93 +548,8 @@
           <w:numId w:val="2"/>
         </w:numPr>
       </w:pPr>
-      <w:proofErr w:type="spellStart"/>
-      <w:r>
-        <w:t>Nhấp</w:t>
-      </w:r>
-      <w:proofErr w:type="spellEnd"/>
-      <w:r>
-        <w:t xml:space="preserve"> </w:t>
-      </w:r>
-      <w:proofErr w:type="spellStart"/>
-      <w:r>
-        <w:t>chuột</w:t>
-      </w:r>
-      <w:proofErr w:type="spellEnd"/>
-      <w:r>
-        <w:t xml:space="preserve"> </w:t>
-      </w:r>
-      <w:proofErr w:type="spellStart"/>
-      <w:r>
-        <w:t>phải</w:t>
-      </w:r>
-      <w:proofErr w:type="spellEnd"/>
-      <w:r>
-        <w:t xml:space="preserve"> </w:t>
-      </w:r>
-      <w:proofErr w:type="spellStart"/>
-      <w:r>
-        <w:t>vào</w:t>
-      </w:r>
-      <w:proofErr w:type="spellEnd"/>
-      <w:r>
-        <w:t xml:space="preserve"> </w:t>
-      </w:r>
-      <w:proofErr w:type="spellStart"/>
-      <w:r>
-        <w:t>tệp</w:t>
-      </w:r>
-      <w:proofErr w:type="spellEnd"/>
-      <w:r>
-        <w:t xml:space="preserve"> GhiChuQuanTrong.txt -&gt; </w:t>
-      </w:r>
-      <w:proofErr w:type="spellStart"/>
-      <w:r>
-        <w:t>chọn</w:t>
-      </w:r>
-      <w:proofErr w:type="spellEnd"/>
-      <w:r>
-        <w:t xml:space="preserve"> Copy (</w:t>
-      </w:r>
-      <w:proofErr w:type="spellStart"/>
-      <w:r>
-        <w:t>hoặc</w:t>
-      </w:r>
-      <w:proofErr w:type="spellEnd"/>
-      <w:r>
-        <w:t xml:space="preserve"> </w:t>
-      </w:r>
-      <w:proofErr w:type="spellStart"/>
-      <w:r>
-        <w:t>chọn</w:t>
-      </w:r>
-      <w:proofErr w:type="spellEnd"/>
-      <w:r>
-        <w:t xml:space="preserve"> </w:t>
-      </w:r>
-      <w:proofErr w:type="spellStart"/>
-      <w:r>
-        <w:t>tệp</w:t>
-      </w:r>
-      <w:proofErr w:type="spellEnd"/>
-      <w:r>
-        <w:t xml:space="preserve"> </w:t>
-      </w:r>
-      <w:proofErr w:type="spellStart"/>
-      <w:r>
-        <w:t>rồi</w:t>
-      </w:r>
-      <w:proofErr w:type="spellEnd"/>
-      <w:r>
-        <w:t xml:space="preserve"> </w:t>
-      </w:r>
-      <w:proofErr w:type="spellStart"/>
-      <w:r>
-        <w:t>nhấn</w:t>
-      </w:r>
-      <w:proofErr w:type="spellEnd"/>
-      <w:r>
-        <w:t xml:space="preserve"> Ctrl + C).</w:t>
+      <w:r>
+        <w:t>Nhấp chuột phải vào tệp GhiChuQuanTrong.txt -&gt; chọn Copy (hoặc chọn tệp rồi nhấn Ctrl + C).</w:t>
       </w:r>
     </w:p>
     <w:p>
@@ -1802,245 +560,8 @@
           <w:numId w:val="3"/>
         </w:numPr>
       </w:pPr>
-      <w:proofErr w:type="spellStart"/>
-      <w:r>
-        <w:t>Nhấp</w:t>
-      </w:r>
-      <w:proofErr w:type="spellEnd"/>
-      <w:r>
-        <w:t xml:space="preserve"> </w:t>
-      </w:r>
-      <w:proofErr w:type="spellStart"/>
-      <w:r>
-        <w:t>đúp</w:t>
-      </w:r>
-      <w:proofErr w:type="spellEnd"/>
-      <w:r>
-        <w:t xml:space="preserve"> </w:t>
-      </w:r>
-      <w:proofErr w:type="spellStart"/>
-      <w:r>
-        <w:t>vào</w:t>
-      </w:r>
-      <w:proofErr w:type="spellEnd"/>
-      <w:r>
-        <w:t xml:space="preserve"> </w:t>
-      </w:r>
-      <w:proofErr w:type="spellStart"/>
-      <w:r>
-        <w:t>thư</w:t>
-      </w:r>
-      <w:proofErr w:type="spellEnd"/>
-      <w:r>
-        <w:t xml:space="preserve"> </w:t>
-      </w:r>
-      <w:proofErr w:type="spellStart"/>
-      <w:r>
-        <w:t>mục</w:t>
-      </w:r>
-      <w:proofErr w:type="spellEnd"/>
-      <w:r>
-        <w:t xml:space="preserve"> </w:t>
-      </w:r>
-      <w:proofErr w:type="spellStart"/>
-      <w:r>
-        <w:t>TaiLieu</w:t>
-      </w:r>
-      <w:proofErr w:type="spellEnd"/>
-      <w:r>
-        <w:t xml:space="preserve">, </w:t>
-      </w:r>
-      <w:proofErr w:type="spellStart"/>
-      <w:r>
-        <w:t>nhấp</w:t>
-      </w:r>
-      <w:proofErr w:type="spellEnd"/>
-      <w:r>
-        <w:t xml:space="preserve"> </w:t>
-      </w:r>
-      <w:proofErr w:type="spellStart"/>
-      <w:r>
-        <w:t>chuột</w:t>
-      </w:r>
-      <w:proofErr w:type="spellEnd"/>
-      <w:r>
-        <w:t xml:space="preserve"> </w:t>
-      </w:r>
-      <w:proofErr w:type="spellStart"/>
-      <w:r>
-        <w:t>phải</w:t>
-      </w:r>
-      <w:proofErr w:type="spellEnd"/>
-      <w:r>
-        <w:t xml:space="preserve"> </w:t>
-      </w:r>
-      <w:proofErr w:type="spellStart"/>
-      <w:r>
-        <w:t>vào</w:t>
-      </w:r>
-      <w:proofErr w:type="spellEnd"/>
-      <w:r>
-        <w:t xml:space="preserve"> </w:t>
-      </w:r>
-      <w:proofErr w:type="spellStart"/>
-      <w:r>
-        <w:t>khoảng</w:t>
-      </w:r>
-      <w:proofErr w:type="spellEnd"/>
-      <w:r>
-        <w:t xml:space="preserve"> </w:t>
-      </w:r>
-      <w:proofErr w:type="spellStart"/>
-      <w:r>
-        <w:t>trống</w:t>
-      </w:r>
-      <w:proofErr w:type="spellEnd"/>
-      <w:r>
-        <w:t xml:space="preserve"> </w:t>
-      </w:r>
-      <w:proofErr w:type="spellStart"/>
-      <w:r>
-        <w:t>bên</w:t>
-      </w:r>
-      <w:proofErr w:type="spellEnd"/>
-      <w:r>
-        <w:t xml:space="preserve"> </w:t>
-      </w:r>
-      <w:proofErr w:type="spellStart"/>
-      <w:r>
-        <w:t>trong</w:t>
-      </w:r>
-      <w:proofErr w:type="spellEnd"/>
-      <w:r>
-        <w:t xml:space="preserve"> -&gt; </w:t>
-      </w:r>
-      <w:proofErr w:type="spellStart"/>
-      <w:r>
-        <w:t>chọn</w:t>
-      </w:r>
-      <w:proofErr w:type="spellEnd"/>
-      <w:r>
-        <w:t xml:space="preserve"> Paste (</w:t>
-      </w:r>
-      <w:proofErr w:type="spellStart"/>
-      <w:r>
-        <w:t>hoặc</w:t>
-      </w:r>
-      <w:proofErr w:type="spellEnd"/>
-      <w:r>
-        <w:t xml:space="preserve"> </w:t>
-      </w:r>
-      <w:proofErr w:type="spellStart"/>
-      <w:r>
-        <w:t>nhấn</w:t>
-      </w:r>
-      <w:proofErr w:type="spellEnd"/>
-      <w:r>
-        <w:t xml:space="preserve"> Ctrl + V). </w:t>
-      </w:r>
-      <w:proofErr w:type="spellStart"/>
-      <w:r>
-        <w:t>Bây</w:t>
-      </w:r>
-      <w:proofErr w:type="spellEnd"/>
-      <w:r>
-        <w:t xml:space="preserve"> </w:t>
-      </w:r>
-      <w:proofErr w:type="spellStart"/>
-      <w:r>
-        <w:t>giờ</w:t>
-      </w:r>
-      <w:proofErr w:type="spellEnd"/>
-      <w:r>
-        <w:t xml:space="preserve"> </w:t>
-      </w:r>
-      <w:proofErr w:type="spellStart"/>
-      <w:r>
-        <w:t>bạn</w:t>
-      </w:r>
-      <w:proofErr w:type="spellEnd"/>
-      <w:r>
-        <w:t xml:space="preserve"> </w:t>
-      </w:r>
-      <w:proofErr w:type="spellStart"/>
-      <w:r>
-        <w:t>có</w:t>
-      </w:r>
-      <w:proofErr w:type="spellEnd"/>
-      <w:r>
-        <w:t xml:space="preserve"> </w:t>
-      </w:r>
-      <w:proofErr w:type="spellStart"/>
-      <w:r>
-        <w:t>một</w:t>
-      </w:r>
-      <w:proofErr w:type="spellEnd"/>
-      <w:r>
-        <w:t xml:space="preserve"> </w:t>
-      </w:r>
-      <w:proofErr w:type="spellStart"/>
-      <w:r>
-        <w:t>bản</w:t>
-      </w:r>
-      <w:proofErr w:type="spellEnd"/>
-      <w:r>
-        <w:t xml:space="preserve"> </w:t>
-      </w:r>
-      <w:proofErr w:type="spellStart"/>
-      <w:r>
-        <w:t>sao</w:t>
-      </w:r>
-      <w:proofErr w:type="spellEnd"/>
-      <w:r>
-        <w:t xml:space="preserve"> </w:t>
-      </w:r>
-      <w:proofErr w:type="spellStart"/>
-      <w:r>
-        <w:t>của</w:t>
-      </w:r>
-      <w:proofErr w:type="spellEnd"/>
-      <w:r>
-        <w:t xml:space="preserve"> </w:t>
-      </w:r>
-      <w:proofErr w:type="spellStart"/>
-      <w:r>
-        <w:t>tệp</w:t>
-      </w:r>
-      <w:proofErr w:type="spellEnd"/>
-      <w:r>
-        <w:t xml:space="preserve"> </w:t>
-      </w:r>
-      <w:proofErr w:type="spellStart"/>
-      <w:r>
-        <w:t>trong</w:t>
-      </w:r>
-      <w:proofErr w:type="spellEnd"/>
-      <w:r>
-        <w:t xml:space="preserve"> </w:t>
-      </w:r>
-      <w:proofErr w:type="spellStart"/>
-      <w:r>
-        <w:t>thư</w:t>
-      </w:r>
-      <w:proofErr w:type="spellEnd"/>
-      <w:r>
-        <w:t xml:space="preserve"> </w:t>
-      </w:r>
-      <w:proofErr w:type="spellStart"/>
-      <w:r>
-        <w:t>mục</w:t>
-      </w:r>
-      <w:proofErr w:type="spellEnd"/>
-      <w:r>
-        <w:t xml:space="preserve"> </w:t>
-      </w:r>
-      <w:proofErr w:type="spellStart"/>
-      <w:r>
-        <w:t>TaiLieu</w:t>
-      </w:r>
-      <w:proofErr w:type="spellEnd"/>
-      <w:r>
-        <w:t>.</w:t>
+      <w:r>
+        <w:t>Nhấp đúp vào thư mục TaiLieu, nhấp chuột phải vào khoảng trống bên trong -&gt; chọn Paste (hoặc nhấn Ctrl + V). Bây giờ bạn có một bản sao của tệp trong thư mục TaiLieu.</w:t>
       </w:r>
     </w:p>
     <w:p>
@@ -2108,39 +629,7 @@
           <w:b/>
           <w:bCs/>
         </w:rPr>
-        <w:t xml:space="preserve">Di </w:t>
-      </w:r>
-      <w:proofErr w:type="spellStart"/>
-      <w:r>
-        <w:rPr>
-          <w:b/>
-          <w:bCs/>
-        </w:rPr>
-        <w:t>chuyển</w:t>
-      </w:r>
-      <w:proofErr w:type="spellEnd"/>
-      <w:r>
-        <w:rPr>
-          <w:b/>
-          <w:bCs/>
-        </w:rPr>
-        <w:t xml:space="preserve"> </w:t>
-      </w:r>
-      <w:proofErr w:type="spellStart"/>
-      <w:r>
-        <w:rPr>
-          <w:b/>
-          <w:bCs/>
-        </w:rPr>
-        <w:t>tệp</w:t>
-      </w:r>
-      <w:proofErr w:type="spellEnd"/>
-      <w:r>
-        <w:rPr>
-          <w:b/>
-          <w:bCs/>
-        </w:rPr>
-        <w:t xml:space="preserve"> tin (Cut &amp; Paste):</w:t>
+        <w:t>Di chuyển tệp tin (Cut &amp; Paste):</w:t>
       </w:r>
     </w:p>
     <w:p>
@@ -2247,168 +736,15 @@
       <w:r>
         <w:t>10. </w:t>
       </w:r>
-      <w:proofErr w:type="spellStart"/>
       <w:r>
         <w:rPr>
           <w:b/>
           <w:bCs/>
         </w:rPr>
-        <w:t>Xóa</w:t>
-      </w:r>
-      <w:proofErr w:type="spellEnd"/>
-      <w:r>
-        <w:rPr>
-          <w:b/>
-          <w:bCs/>
-        </w:rPr>
-        <w:t xml:space="preserve"> </w:t>
-      </w:r>
-      <w:proofErr w:type="spellStart"/>
-      <w:r>
-        <w:rPr>
-          <w:b/>
-          <w:bCs/>
-        </w:rPr>
-        <w:t>tệp</w:t>
-      </w:r>
-      <w:proofErr w:type="spellEnd"/>
-      <w:r>
-        <w:rPr>
-          <w:b/>
-          <w:bCs/>
-        </w:rPr>
-        <w:t xml:space="preserve"> tin:</w:t>
-      </w:r>
-      <w:r>
-        <w:t xml:space="preserve"> Trong </w:t>
-      </w:r>
-      <w:proofErr w:type="spellStart"/>
-      <w:r>
-        <w:t>thư</w:t>
-      </w:r>
-      <w:proofErr w:type="spellEnd"/>
-      <w:r>
-        <w:t xml:space="preserve"> </w:t>
-      </w:r>
-      <w:proofErr w:type="spellStart"/>
-      <w:r>
-        <w:t>mục</w:t>
-      </w:r>
-      <w:proofErr w:type="spellEnd"/>
-      <w:r>
-        <w:t xml:space="preserve"> </w:t>
-      </w:r>
-      <w:proofErr w:type="spellStart"/>
-      <w:r>
-        <w:t>TaiLieu</w:t>
-      </w:r>
-      <w:proofErr w:type="spellEnd"/>
-      <w:r>
-        <w:t xml:space="preserve">, </w:t>
-      </w:r>
-      <w:proofErr w:type="spellStart"/>
-      <w:r>
-        <w:t>nhấp</w:t>
-      </w:r>
-      <w:proofErr w:type="spellEnd"/>
-      <w:r>
-        <w:t xml:space="preserve"> </w:t>
-      </w:r>
-      <w:proofErr w:type="spellStart"/>
-      <w:r>
-        <w:t>chuột</w:t>
-      </w:r>
-      <w:proofErr w:type="spellEnd"/>
-      <w:r>
-        <w:t xml:space="preserve"> </w:t>
-      </w:r>
-      <w:proofErr w:type="spellStart"/>
-      <w:r>
-        <w:t>phải</w:t>
-      </w:r>
-      <w:proofErr w:type="spellEnd"/>
-      <w:r>
-        <w:t xml:space="preserve"> </w:t>
-      </w:r>
-      <w:proofErr w:type="spellStart"/>
-      <w:r>
-        <w:t>vào</w:t>
-      </w:r>
-      <w:proofErr w:type="spellEnd"/>
-      <w:r>
-        <w:t xml:space="preserve"> </w:t>
-      </w:r>
-      <w:proofErr w:type="spellStart"/>
-      <w:r>
-        <w:t>tệp</w:t>
-      </w:r>
-      <w:proofErr w:type="spellEnd"/>
-      <w:r>
-        <w:t xml:space="preserve"> GhiChuQuanTrong.txt -&gt; </w:t>
-      </w:r>
-      <w:proofErr w:type="spellStart"/>
-      <w:r>
-        <w:t>chọn</w:t>
-      </w:r>
-      <w:proofErr w:type="spellEnd"/>
-      <w:r>
-        <w:t xml:space="preserve"> Delete. </w:t>
-      </w:r>
-      <w:proofErr w:type="spellStart"/>
-      <w:r>
-        <w:t>Tệp</w:t>
-      </w:r>
-      <w:proofErr w:type="spellEnd"/>
-      <w:r>
-        <w:t xml:space="preserve"> </w:t>
-      </w:r>
-      <w:proofErr w:type="spellStart"/>
-      <w:r>
-        <w:t>sẽ</w:t>
-      </w:r>
-      <w:proofErr w:type="spellEnd"/>
-      <w:r>
-        <w:t xml:space="preserve"> </w:t>
-      </w:r>
-      <w:proofErr w:type="spellStart"/>
-      <w:r>
-        <w:t>được</w:t>
-      </w:r>
-      <w:proofErr w:type="spellEnd"/>
-      <w:r>
-        <w:t xml:space="preserve"> </w:t>
-      </w:r>
-      <w:proofErr w:type="spellStart"/>
-      <w:r>
-        <w:t>chuyển</w:t>
-      </w:r>
-      <w:proofErr w:type="spellEnd"/>
-      <w:r>
-        <w:t xml:space="preserve"> </w:t>
-      </w:r>
-      <w:proofErr w:type="spellStart"/>
-      <w:r>
-        <w:t>vào</w:t>
-      </w:r>
-      <w:proofErr w:type="spellEnd"/>
-      <w:r>
-        <w:t xml:space="preserve"> </w:t>
-      </w:r>
-      <w:proofErr w:type="spellStart"/>
-      <w:r>
-        <w:t>Thùng</w:t>
-      </w:r>
-      <w:proofErr w:type="spellEnd"/>
-      <w:r>
-        <w:t xml:space="preserve"> </w:t>
-      </w:r>
-      <w:proofErr w:type="spellStart"/>
-      <w:r>
-        <w:t>rác</w:t>
-      </w:r>
-      <w:proofErr w:type="spellEnd"/>
-      <w:r>
-        <w:t xml:space="preserve"> (Recycle Bin).</w:t>
+        <w:t>Xóa tệp tin:</w:t>
+      </w:r>
+      <w:r>
+        <w:t> Trong thư mục TaiLieu, nhấp chuột phải vào tệp GhiChuQuanTrong.txt -&gt; chọn Delete. Tệp sẽ được chuyển vào Thùng rác (Recycle Bin).</w:t>
       </w:r>
     </w:p>
     <w:p>
@@ -2470,264 +806,15 @@
       <w:r>
         <w:t>11. </w:t>
       </w:r>
-      <w:proofErr w:type="spellStart"/>
       <w:r>
         <w:rPr>
           <w:b/>
           <w:bCs/>
         </w:rPr>
-        <w:t>Xóa</w:t>
-      </w:r>
-      <w:proofErr w:type="spellEnd"/>
-      <w:r>
-        <w:rPr>
-          <w:b/>
-          <w:bCs/>
-        </w:rPr>
-        <w:t xml:space="preserve"> </w:t>
-      </w:r>
-      <w:proofErr w:type="spellStart"/>
-      <w:r>
-        <w:rPr>
-          <w:b/>
-          <w:bCs/>
-        </w:rPr>
-        <w:t>vĩnh</w:t>
-      </w:r>
-      <w:proofErr w:type="spellEnd"/>
-      <w:r>
-        <w:rPr>
-          <w:b/>
-          <w:bCs/>
-        </w:rPr>
-        <w:t xml:space="preserve"> </w:t>
-      </w:r>
-      <w:proofErr w:type="spellStart"/>
-      <w:r>
-        <w:rPr>
-          <w:b/>
-          <w:bCs/>
-        </w:rPr>
-        <w:t>viễn</w:t>
-      </w:r>
-      <w:proofErr w:type="spellEnd"/>
-      <w:r>
-        <w:rPr>
-          <w:b/>
-          <w:bCs/>
-        </w:rPr>
-        <w:t>:</w:t>
-      </w:r>
-      <w:r>
-        <w:t> </w:t>
-      </w:r>
-      <w:proofErr w:type="spellStart"/>
-      <w:r>
-        <w:t>Chọn</w:t>
-      </w:r>
-      <w:proofErr w:type="spellEnd"/>
-      <w:r>
-        <w:t xml:space="preserve"> </w:t>
-      </w:r>
-      <w:proofErr w:type="spellStart"/>
-      <w:r>
-        <w:t>tệp</w:t>
-      </w:r>
-      <w:proofErr w:type="spellEnd"/>
-      <w:r>
-        <w:t xml:space="preserve"> DiChuyen.txt, </w:t>
-      </w:r>
-      <w:proofErr w:type="spellStart"/>
-      <w:r>
-        <w:t>nhấn</w:t>
-      </w:r>
-      <w:proofErr w:type="spellEnd"/>
-      <w:r>
-        <w:t xml:space="preserve"> </w:t>
-      </w:r>
-      <w:proofErr w:type="spellStart"/>
-      <w:r>
-        <w:t>giữ</w:t>
-      </w:r>
-      <w:proofErr w:type="spellEnd"/>
-      <w:r>
-        <w:t xml:space="preserve"> </w:t>
-      </w:r>
-      <w:proofErr w:type="spellStart"/>
-      <w:r>
-        <w:t>phím</w:t>
-      </w:r>
-      <w:proofErr w:type="spellEnd"/>
-      <w:r>
-        <w:t xml:space="preserve"> Shift </w:t>
-      </w:r>
-      <w:proofErr w:type="spellStart"/>
-      <w:r>
-        <w:t>và</w:t>
-      </w:r>
-      <w:proofErr w:type="spellEnd"/>
-      <w:r>
-        <w:t xml:space="preserve"> </w:t>
-      </w:r>
-      <w:proofErr w:type="spellStart"/>
-      <w:r>
-        <w:t>nhấn</w:t>
-      </w:r>
-      <w:proofErr w:type="spellEnd"/>
-      <w:r>
-        <w:t xml:space="preserve"> </w:t>
-      </w:r>
-      <w:proofErr w:type="spellStart"/>
-      <w:r>
-        <w:t>phím</w:t>
-      </w:r>
-      <w:proofErr w:type="spellEnd"/>
-      <w:r>
-        <w:t xml:space="preserve"> Delete. </w:t>
-      </w:r>
-      <w:proofErr w:type="spellStart"/>
-      <w:r>
-        <w:t>Một</w:t>
-      </w:r>
-      <w:proofErr w:type="spellEnd"/>
-      <w:r>
-        <w:t xml:space="preserve"> </w:t>
-      </w:r>
-      <w:proofErr w:type="spellStart"/>
-      <w:r>
-        <w:t>cảnh</w:t>
-      </w:r>
-      <w:proofErr w:type="spellEnd"/>
-      <w:r>
-        <w:t xml:space="preserve"> </w:t>
-      </w:r>
-      <w:proofErr w:type="spellStart"/>
-      <w:r>
-        <w:t>báo</w:t>
-      </w:r>
-      <w:proofErr w:type="spellEnd"/>
-      <w:r>
-        <w:t xml:space="preserve"> </w:t>
-      </w:r>
-      <w:proofErr w:type="spellStart"/>
-      <w:r>
-        <w:t>sẽ</w:t>
-      </w:r>
-      <w:proofErr w:type="spellEnd"/>
-      <w:r>
-        <w:t xml:space="preserve"> </w:t>
-      </w:r>
-      <w:proofErr w:type="spellStart"/>
-      <w:r>
-        <w:t>hiện</w:t>
-      </w:r>
-      <w:proofErr w:type="spellEnd"/>
-      <w:r>
-        <w:t xml:space="preserve"> </w:t>
-      </w:r>
-      <w:proofErr w:type="spellStart"/>
-      <w:r>
-        <w:t>ra.</w:t>
-      </w:r>
-      <w:proofErr w:type="spellEnd"/>
-      <w:r>
-        <w:t xml:space="preserve"> </w:t>
-      </w:r>
-      <w:proofErr w:type="spellStart"/>
-      <w:r>
-        <w:t>Nếu</w:t>
-      </w:r>
-      <w:proofErr w:type="spellEnd"/>
-      <w:r>
-        <w:t xml:space="preserve"> </w:t>
-      </w:r>
-      <w:proofErr w:type="spellStart"/>
-      <w:r>
-        <w:t>đồng</w:t>
-      </w:r>
-      <w:proofErr w:type="spellEnd"/>
-      <w:r>
-        <w:t xml:space="preserve"> ý, </w:t>
-      </w:r>
-      <w:proofErr w:type="spellStart"/>
-      <w:r>
-        <w:t>tệp</w:t>
-      </w:r>
-      <w:proofErr w:type="spellEnd"/>
-      <w:r>
-        <w:t xml:space="preserve"> </w:t>
-      </w:r>
-      <w:proofErr w:type="spellStart"/>
-      <w:r>
-        <w:t>sẽ</w:t>
-      </w:r>
-      <w:proofErr w:type="spellEnd"/>
-      <w:r>
-        <w:t xml:space="preserve"> </w:t>
-      </w:r>
-      <w:proofErr w:type="spellStart"/>
-      <w:r>
-        <w:t>bị</w:t>
-      </w:r>
-      <w:proofErr w:type="spellEnd"/>
-      <w:r>
-        <w:t xml:space="preserve"> </w:t>
-      </w:r>
-      <w:proofErr w:type="spellStart"/>
-      <w:r>
-        <w:t>xóa</w:t>
-      </w:r>
-      <w:proofErr w:type="spellEnd"/>
-      <w:r>
-        <w:t xml:space="preserve"> </w:t>
-      </w:r>
-      <w:proofErr w:type="spellStart"/>
-      <w:r>
-        <w:t>vĩnh</w:t>
-      </w:r>
-      <w:proofErr w:type="spellEnd"/>
-      <w:r>
-        <w:t xml:space="preserve"> </w:t>
-      </w:r>
-      <w:proofErr w:type="spellStart"/>
-      <w:r>
-        <w:t>viễn</w:t>
-      </w:r>
-      <w:proofErr w:type="spellEnd"/>
-      <w:r>
-        <w:t xml:space="preserve"> </w:t>
-      </w:r>
-      <w:proofErr w:type="spellStart"/>
-      <w:r>
-        <w:t>mà</w:t>
-      </w:r>
-      <w:proofErr w:type="spellEnd"/>
-      <w:r>
-        <w:t xml:space="preserve"> </w:t>
-      </w:r>
-      <w:proofErr w:type="spellStart"/>
-      <w:r>
-        <w:t>không</w:t>
-      </w:r>
-      <w:proofErr w:type="spellEnd"/>
-      <w:r>
-        <w:t xml:space="preserve"> qua </w:t>
-      </w:r>
-      <w:proofErr w:type="spellStart"/>
-      <w:r>
-        <w:t>Thùng</w:t>
-      </w:r>
-      <w:proofErr w:type="spellEnd"/>
-      <w:r>
-        <w:t xml:space="preserve"> </w:t>
-      </w:r>
-      <w:proofErr w:type="spellStart"/>
-      <w:r>
-        <w:t>rác</w:t>
-      </w:r>
-      <w:proofErr w:type="spellEnd"/>
-      <w:r>
-        <w:t>.</w:t>
+        <w:t>Xóa vĩnh viễn:</w:t>
+      </w:r>
+      <w:r>
+        <w:t> Chọn tệp DiChuyen.txt, nhấn giữ phím Shift và nhấn phím Delete. Một cảnh báo sẽ hiện ra. Nếu đồng ý, tệp sẽ bị xóa vĩnh viễn mà không qua Thùng rác.</w:t>
       </w:r>
     </w:p>
     <w:p>
@@ -2787,352 +874,15 @@
         <w:lastRenderedPageBreak/>
         <w:t>12. </w:t>
       </w:r>
-      <w:proofErr w:type="spellStart"/>
       <w:r>
         <w:rPr>
           <w:b/>
           <w:bCs/>
         </w:rPr>
-        <w:t>Khôi</w:t>
-      </w:r>
-      <w:proofErr w:type="spellEnd"/>
-      <w:r>
-        <w:rPr>
-          <w:b/>
-          <w:bCs/>
-        </w:rPr>
-        <w:t xml:space="preserve"> </w:t>
-      </w:r>
-      <w:proofErr w:type="spellStart"/>
-      <w:r>
-        <w:rPr>
-          <w:b/>
-          <w:bCs/>
-        </w:rPr>
-        <w:t>phục</w:t>
-      </w:r>
-      <w:proofErr w:type="spellEnd"/>
-      <w:r>
-        <w:rPr>
-          <w:b/>
-          <w:bCs/>
-        </w:rPr>
-        <w:t xml:space="preserve"> </w:t>
-      </w:r>
-      <w:proofErr w:type="spellStart"/>
-      <w:r>
-        <w:rPr>
-          <w:b/>
-          <w:bCs/>
-        </w:rPr>
-        <w:t>từ</w:t>
-      </w:r>
-      <w:proofErr w:type="spellEnd"/>
-      <w:r>
-        <w:rPr>
-          <w:b/>
-          <w:bCs/>
-        </w:rPr>
-        <w:t xml:space="preserve"> </w:t>
-      </w:r>
-      <w:proofErr w:type="spellStart"/>
-      <w:r>
-        <w:rPr>
-          <w:b/>
-          <w:bCs/>
-        </w:rPr>
-        <w:t>Thùng</w:t>
-      </w:r>
-      <w:proofErr w:type="spellEnd"/>
-      <w:r>
-        <w:rPr>
-          <w:b/>
-          <w:bCs/>
-        </w:rPr>
-        <w:t xml:space="preserve"> </w:t>
-      </w:r>
-      <w:proofErr w:type="spellStart"/>
-      <w:r>
-        <w:rPr>
-          <w:b/>
-          <w:bCs/>
-        </w:rPr>
-        <w:t>rác</w:t>
-      </w:r>
-      <w:proofErr w:type="spellEnd"/>
-      <w:r>
-        <w:rPr>
-          <w:b/>
-          <w:bCs/>
-        </w:rPr>
-        <w:t xml:space="preserve"> (</w:t>
-      </w:r>
-      <w:proofErr w:type="spellStart"/>
-      <w:r>
-        <w:rPr>
-          <w:b/>
-          <w:bCs/>
-        </w:rPr>
-        <w:t>Tùy</w:t>
-      </w:r>
-      <w:proofErr w:type="spellEnd"/>
-      <w:r>
-        <w:rPr>
-          <w:b/>
-          <w:bCs/>
-        </w:rPr>
-        <w:t xml:space="preserve"> </w:t>
-      </w:r>
-      <w:proofErr w:type="spellStart"/>
-      <w:r>
-        <w:rPr>
-          <w:b/>
-          <w:bCs/>
-        </w:rPr>
-        <w:t>chọn</w:t>
-      </w:r>
-      <w:proofErr w:type="spellEnd"/>
-      <w:r>
-        <w:rPr>
-          <w:b/>
-          <w:bCs/>
-        </w:rPr>
-        <w:t>):</w:t>
-      </w:r>
-      <w:r>
-        <w:t> </w:t>
-      </w:r>
-      <w:proofErr w:type="spellStart"/>
-      <w:r>
-        <w:t>Tìm</w:t>
-      </w:r>
-      <w:proofErr w:type="spellEnd"/>
-      <w:r>
-        <w:t xml:space="preserve"> </w:t>
-      </w:r>
-      <w:proofErr w:type="spellStart"/>
-      <w:r>
-        <w:t>biểu</w:t>
-      </w:r>
-      <w:proofErr w:type="spellEnd"/>
-      <w:r>
-        <w:t xml:space="preserve"> </w:t>
-      </w:r>
-      <w:proofErr w:type="spellStart"/>
-      <w:r>
-        <w:t>tượng</w:t>
-      </w:r>
-      <w:proofErr w:type="spellEnd"/>
-      <w:r>
-        <w:t xml:space="preserve"> Recycle Bin </w:t>
-      </w:r>
-      <w:proofErr w:type="spellStart"/>
-      <w:r>
-        <w:t>trên</w:t>
-      </w:r>
-      <w:proofErr w:type="spellEnd"/>
-      <w:r>
-        <w:t xml:space="preserve"> </w:t>
-      </w:r>
-      <w:proofErr w:type="spellStart"/>
-      <w:r>
-        <w:t>màn</w:t>
-      </w:r>
-      <w:proofErr w:type="spellEnd"/>
-      <w:r>
-        <w:t xml:space="preserve"> </w:t>
-      </w:r>
-      <w:proofErr w:type="spellStart"/>
-      <w:r>
-        <w:t>hình</w:t>
-      </w:r>
-      <w:proofErr w:type="spellEnd"/>
-      <w:r>
-        <w:t xml:space="preserve"> </w:t>
-      </w:r>
-      <w:proofErr w:type="spellStart"/>
-      <w:r>
-        <w:t>nền</w:t>
-      </w:r>
-      <w:proofErr w:type="spellEnd"/>
-      <w:r>
-        <w:t xml:space="preserve">, </w:t>
-      </w:r>
-      <w:proofErr w:type="spellStart"/>
-      <w:r>
-        <w:t>nhấp</w:t>
-      </w:r>
-      <w:proofErr w:type="spellEnd"/>
-      <w:r>
-        <w:t xml:space="preserve"> </w:t>
-      </w:r>
-      <w:proofErr w:type="spellStart"/>
-      <w:r>
-        <w:t>đúp</w:t>
-      </w:r>
-      <w:proofErr w:type="spellEnd"/>
-      <w:r>
-        <w:t xml:space="preserve"> </w:t>
-      </w:r>
-      <w:proofErr w:type="spellStart"/>
-      <w:r>
-        <w:t>để</w:t>
-      </w:r>
-      <w:proofErr w:type="spellEnd"/>
-      <w:r>
-        <w:t xml:space="preserve"> </w:t>
-      </w:r>
-      <w:proofErr w:type="spellStart"/>
-      <w:r>
-        <w:t>mở</w:t>
-      </w:r>
-      <w:proofErr w:type="spellEnd"/>
-      <w:r>
-        <w:t xml:space="preserve">. </w:t>
-      </w:r>
-      <w:proofErr w:type="spellStart"/>
-      <w:r>
-        <w:t>Tìm</w:t>
-      </w:r>
-      <w:proofErr w:type="spellEnd"/>
-      <w:r>
-        <w:t xml:space="preserve"> </w:t>
-      </w:r>
-      <w:proofErr w:type="spellStart"/>
-      <w:r>
-        <w:t>tệp</w:t>
-      </w:r>
-      <w:proofErr w:type="spellEnd"/>
-      <w:r>
-        <w:t xml:space="preserve"> GhiChuQuanTrong.txt </w:t>
-      </w:r>
-      <w:proofErr w:type="spellStart"/>
-      <w:r>
-        <w:t>đã</w:t>
-      </w:r>
-      <w:proofErr w:type="spellEnd"/>
-      <w:r>
-        <w:t xml:space="preserve"> </w:t>
-      </w:r>
-      <w:proofErr w:type="spellStart"/>
-      <w:r>
-        <w:t>xóa</w:t>
-      </w:r>
-      <w:proofErr w:type="spellEnd"/>
-      <w:r>
-        <w:t xml:space="preserve">, </w:t>
-      </w:r>
-      <w:proofErr w:type="spellStart"/>
-      <w:r>
-        <w:t>nhấp</w:t>
-      </w:r>
-      <w:proofErr w:type="spellEnd"/>
-      <w:r>
-        <w:t xml:space="preserve"> </w:t>
-      </w:r>
-      <w:proofErr w:type="spellStart"/>
-      <w:r>
-        <w:t>chuột</w:t>
-      </w:r>
-      <w:proofErr w:type="spellEnd"/>
-      <w:r>
-        <w:t xml:space="preserve"> </w:t>
-      </w:r>
-      <w:proofErr w:type="spellStart"/>
-      <w:r>
-        <w:t>phải</w:t>
-      </w:r>
-      <w:proofErr w:type="spellEnd"/>
-      <w:r>
-        <w:t xml:space="preserve"> </w:t>
-      </w:r>
-      <w:proofErr w:type="spellStart"/>
-      <w:r>
-        <w:t>vào</w:t>
-      </w:r>
-      <w:proofErr w:type="spellEnd"/>
-      <w:r>
-        <w:t xml:space="preserve"> </w:t>
-      </w:r>
-      <w:proofErr w:type="spellStart"/>
-      <w:r>
-        <w:t>nó</w:t>
-      </w:r>
-      <w:proofErr w:type="spellEnd"/>
-      <w:r>
-        <w:t xml:space="preserve"> </w:t>
-      </w:r>
-      <w:proofErr w:type="spellStart"/>
-      <w:r>
-        <w:t>và</w:t>
-      </w:r>
-      <w:proofErr w:type="spellEnd"/>
-      <w:r>
-        <w:t xml:space="preserve"> </w:t>
-      </w:r>
-      <w:proofErr w:type="spellStart"/>
-      <w:r>
-        <w:t>chọn</w:t>
-      </w:r>
-      <w:proofErr w:type="spellEnd"/>
-      <w:r>
-        <w:t xml:space="preserve"> Restore. </w:t>
-      </w:r>
-      <w:proofErr w:type="spellStart"/>
-      <w:r>
-        <w:t>Tệp</w:t>
-      </w:r>
-      <w:proofErr w:type="spellEnd"/>
-      <w:r>
-        <w:t xml:space="preserve"> </w:t>
-      </w:r>
-      <w:proofErr w:type="spellStart"/>
-      <w:r>
-        <w:t>sẽ</w:t>
-      </w:r>
-      <w:proofErr w:type="spellEnd"/>
-      <w:r>
-        <w:t xml:space="preserve"> quay </w:t>
-      </w:r>
-      <w:proofErr w:type="spellStart"/>
-      <w:r>
-        <w:t>trở</w:t>
-      </w:r>
-      <w:proofErr w:type="spellEnd"/>
-      <w:r>
-        <w:t xml:space="preserve"> </w:t>
-      </w:r>
-      <w:proofErr w:type="spellStart"/>
-      <w:r>
-        <w:t>lại</w:t>
-      </w:r>
-      <w:proofErr w:type="spellEnd"/>
-      <w:r>
-        <w:t xml:space="preserve"> </w:t>
-      </w:r>
-      <w:proofErr w:type="spellStart"/>
-      <w:r>
-        <w:t>vị</w:t>
-      </w:r>
-      <w:proofErr w:type="spellEnd"/>
-      <w:r>
-        <w:t xml:space="preserve"> </w:t>
-      </w:r>
-      <w:proofErr w:type="spellStart"/>
-      <w:r>
-        <w:t>trí</w:t>
-      </w:r>
-      <w:proofErr w:type="spellEnd"/>
-      <w:r>
-        <w:t xml:space="preserve"> ban </w:t>
-      </w:r>
-      <w:proofErr w:type="spellStart"/>
-      <w:r>
-        <w:t>đầu</w:t>
-      </w:r>
-      <w:proofErr w:type="spellEnd"/>
-      <w:r>
-        <w:t>.</w:t>
+        <w:t>Khôi phục từ Thùng rác (Tùy chọn):</w:t>
+      </w:r>
+      <w:r>
+        <w:t> Tìm biểu tượng Recycle Bin trên màn hình nền, nhấp đúp để mở. Tìm tệp GhiChuQuanTrong.txt đã xóa, nhấp chuột phải vào nó và chọn Restore. Tệp sẽ quay trở lại vị trí ban đầu.</w:t>
       </w:r>
     </w:p>
     <w:p>
